--- a/9-amaliy ish.docx
+++ b/9-amaliy ish.docx
@@ -2,6 +2,53 @@
 <file path=word/document.xml><?xml version="1.0" encoding="utf-8"?>
 <w:document xmlns:wpc="http://schemas.microsoft.com/office/word/2010/wordprocessingCanvas" xmlns:mc="http://schemas.openxmlformats.org/markup-compatibility/2006" xmlns:o="urn:schemas-microsoft-com:office:office" xmlns:r="http://schemas.openxmlformats.org/officeDocument/2006/relationships" xmlns:m="http://schemas.openxmlformats.org/officeDocument/2006/math" xmlns:v="urn:schemas-microsoft-com:vml" xmlns:wp14="http://schemas.microsoft.com/office/word/2010/wordprocessingDrawing" xmlns:wp="http://schemas.openxmlformats.org/drawingml/2006/wordprocessingDrawing" xmlns:w="http://schemas.openxmlformats.org/wordprocessingml/2006/main" xmlns:w14="http://schemas.microsoft.com/office/word/2010/wordml" xmlns:w10="urn:schemas-microsoft-com:office:word" xmlns:w15="http://schemas.microsoft.com/office/word/2012/wordml" xmlns:wpg="http://schemas.microsoft.com/office/word/2010/wordprocessingGroup" xmlns:wpi="http://schemas.microsoft.com/office/word/2010/wordprocessingInk" xmlns:wne="http://schemas.microsoft.com/office/word/2006/wordml" xmlns:wps="http://schemas.microsoft.com/office/word/2010/wordprocessingShape" xmlns:wpsCustomData="http://www.wps.cn/officeDocument/2013/wpsCustomData" mc:Ignorable="w14 w15 wp14">
   <w:body>
+    <w:p>
+      <w:pPr>
+        <w:rPr>
+          <w:rFonts w:hint="default"/>
+        </w:rPr>
+      </w:pPr>
+      <w:r>
+        <w:rPr>
+          <w:rFonts w:hint="default"/>
+        </w:rPr>
+        <w:fldChar w:fldCharType="begin"/>
+      </w:r>
+      <w:r>
+        <w:rPr>
+          <w:rFonts w:hint="default"/>
+        </w:rPr>
+        <w:instrText xml:space="preserve"> HYPERLINK "https://github.com/asliddin2812/DT_arxitekturasi" </w:instrText>
+      </w:r>
+      <w:r>
+        <w:rPr>
+          <w:rFonts w:hint="default"/>
+        </w:rPr>
+        <w:fldChar w:fldCharType="separate"/>
+      </w:r>
+      <w:r>
+        <w:rPr>
+          <w:rStyle w:val="4"/>
+          <w:rFonts w:hint="default"/>
+        </w:rPr>
+        <w:t>https://github.com/asliddin2812/DT_arxitekturasi</w:t>
+      </w:r>
+      <w:r>
+        <w:rPr>
+          <w:rFonts w:hint="default"/>
+        </w:rPr>
+        <w:fldChar w:fldCharType="end"/>
+      </w:r>
+    </w:p>
+    <w:p>
+      <w:pPr>
+        <w:rPr>
+          <w:rFonts w:hint="default"/>
+        </w:rPr>
+      </w:pPr>
+      <w:bookmarkStart w:id="0" w:name="_GoBack"/>
+      <w:bookmarkEnd w:id="0"/>
+    </w:p>
     <w:p>
       <w:r>
         <w:drawing>
@@ -139,10 +186,7 @@
         </w:drawing>
       </w:r>
     </w:p>
-    <w:p>
-      <w:bookmarkStart w:id="0" w:name="_GoBack"/>
-      <w:bookmarkEnd w:id="0"/>
-    </w:p>
+    <w:p/>
     <w:sectPr>
       <w:pgSz w:w="11906" w:h="16838"/>
       <w:pgMar w:top="1440" w:right="1800" w:bottom="1440" w:left="1800" w:header="720" w:footer="720" w:gutter="0"/>
@@ -497,7 +541,18 @@
       </w:tblCellMar>
     </w:tblPr>
   </w:style>
-  <w:style w:type="paragraph" w:customStyle="1" w:styleId="4">
+  <w:style w:type="character" w:styleId="4">
+    <w:name w:val="Hyperlink"/>
+    <w:basedOn w:val="2"/>
+    <w:semiHidden/>
+    <w:unhideWhenUsed/>
+    <w:uiPriority w:val="99"/>
+    <w:rPr>
+      <w:color w:val="0000FF"/>
+      <w:u w:val="single"/>
+    </w:rPr>
+  </w:style>
+  <w:style w:type="paragraph" w:customStyle="1" w:styleId="5">
     <w:name w:val="Normal1"/>
     <w:uiPriority w:val="0"/>
     <w:pPr>
@@ -510,7 +565,7 @@
       <w:lang w:val="en-US" w:eastAsia="en-US" w:bidi="ar-SA"/>
     </w:rPr>
   </w:style>
-  <w:style w:type="paragraph" w:customStyle="1" w:styleId="5">
+  <w:style w:type="paragraph" w:customStyle="1" w:styleId="6">
     <w:name w:val="List Paragraph"/>
     <w:basedOn w:val="1"/>
     <w:uiPriority w:val="0"/>
